--- a/downloads/teacher/04 Units/Unit 07 - Capstone - Launch Career Readiness and FACS Shark Tank/Lesson 07.06 - What a Business Is Problem Customer Product Price.docx
+++ b/downloads/teacher/04 Units/Unit 07 - Capstone - Launch Career Readiness and FACS Shark Tank/Lesson 07.06 - What a Business Is Problem Customer Product Price.docx
@@ -284,23 +284,41 @@
       <w:r>
         <w:t xml:space="preserve">By the end of this lesson, students will be able to:</w:t>
       </w:r>
-      <w:r>
-        <w:t xml:space="preserve"> </w:t>
-      </w:r>
-      <w:r>
-        <w:t xml:space="preserve">1. (Low) State the four questions every business has to answer (what problem, who has it, what do you make or do, what does it cost you and what do you charge) and define revenue, cost, and profit.</w:t>
-      </w:r>
-      <w:r>
-        <w:t xml:space="preserve"> </w:t>
-      </w:r>
-      <w:r>
-        <w:t xml:space="preserve">2. (Mid) Given five real, familiar businesses, name the problem each one solves and who has that problem, and compute profit from a given revenue and cost in one worked example.</w:t>
-      </w:r>
-      <w:r>
-        <w:t xml:space="preserve"> </w:t>
-      </w:r>
-      <w:r>
-        <w:t xml:space="preserve">3. (High) Evaluate a given idea and decide whether it is a business or a hobby, and justify the decision using the four questions and at least one number.</w:t>
+    </w:p>
+    <w:p>
+      <w:pPr>
+        <w:numPr>
+          <w:ilvl w:val="0"/>
+          <w:numId w:val="1002"/>
+        </w:numPr>
+        <w:pStyle w:val="Compact"/>
+      </w:pPr>
+      <w:r>
+        <w:t xml:space="preserve">(Low) State the four questions every business has to answer (what problem, who has it, what do you make or do, what does it cost you and what do you charge) and define revenue, cost, and profit.</w:t>
+      </w:r>
+    </w:p>
+    <w:p>
+      <w:pPr>
+        <w:numPr>
+          <w:ilvl w:val="0"/>
+          <w:numId w:val="1002"/>
+        </w:numPr>
+        <w:pStyle w:val="Compact"/>
+      </w:pPr>
+      <w:r>
+        <w:t xml:space="preserve">(Mid) Given five real, familiar businesses, name the problem each one solves and who has that problem, and compute profit from a given revenue and cost in one worked example.</w:t>
+      </w:r>
+    </w:p>
+    <w:p>
+      <w:pPr>
+        <w:numPr>
+          <w:ilvl w:val="0"/>
+          <w:numId w:val="1002"/>
+        </w:numPr>
+        <w:pStyle w:val="Compact"/>
+      </w:pPr>
+      <w:r>
+        <w:t xml:space="preserve">(High) Evaluate a given idea and decide whether it is a business or a hobby, and justify the decision using the four questions and at least one number.</w:t>
       </w:r>
     </w:p>
     <w:p>
@@ -353,7 +371,7 @@
       <w:pPr>
         <w:numPr>
           <w:ilvl w:val="0"/>
-          <w:numId w:val="1002"/>
+          <w:numId w:val="1003"/>
         </w:numPr>
         <w:pStyle w:val="Compact"/>
       </w:pPr>
@@ -371,7 +389,7 @@
       <w:pPr>
         <w:numPr>
           <w:ilvl w:val="0"/>
-          <w:numId w:val="1002"/>
+          <w:numId w:val="1003"/>
         </w:numPr>
         <w:pStyle w:val="Compact"/>
       </w:pPr>
@@ -392,7 +410,7 @@
       <w:pPr>
         <w:numPr>
           <w:ilvl w:val="0"/>
-          <w:numId w:val="1002"/>
+          <w:numId w:val="1003"/>
         </w:numPr>
         <w:pStyle w:val="Compact"/>
       </w:pPr>
@@ -413,7 +431,7 @@
       <w:pPr>
         <w:numPr>
           <w:ilvl w:val="0"/>
-          <w:numId w:val="1002"/>
+          <w:numId w:val="1003"/>
         </w:numPr>
         <w:pStyle w:val="Compact"/>
       </w:pPr>
@@ -425,7 +443,7 @@
       <w:pPr>
         <w:numPr>
           <w:ilvl w:val="0"/>
-          <w:numId w:val="1002"/>
+          <w:numId w:val="1003"/>
         </w:numPr>
         <w:pStyle w:val="Compact"/>
       </w:pPr>
@@ -446,7 +464,7 @@
       <w:pPr>
         <w:numPr>
           <w:ilvl w:val="0"/>
-          <w:numId w:val="1002"/>
+          <w:numId w:val="1003"/>
         </w:numPr>
         <w:pStyle w:val="Compact"/>
       </w:pPr>
@@ -458,7 +476,7 @@
       <w:pPr>
         <w:numPr>
           <w:ilvl w:val="0"/>
-          <w:numId w:val="1002"/>
+          <w:numId w:val="1003"/>
         </w:numPr>
         <w:pStyle w:val="Compact"/>
       </w:pPr>
@@ -995,67 +1013,121 @@
       <w:r>
         <w:t xml:space="preserve">Monitor understanding:</w:t>
       </w:r>
-      <w:r>
-        <w:t xml:space="preserve"> </w:t>
-      </w:r>
-      <w:r>
-        <w:t xml:space="preserve">- What are the four questions?</w:t>
-      </w:r>
-      <w:r>
-        <w:t xml:space="preserve"> </w:t>
-      </w:r>
-      <w:r>
-        <w:t xml:space="preserve">- Is a haircut a product or a service? What about a hair dryer?</w:t>
-      </w:r>
-      <w:r>
-        <w:t xml:space="preserve"> </w:t>
-      </w:r>
-      <w:r>
-        <w:t xml:space="preserve">- Revenue was $480 and cost was $260. What is the profit? Say the subtraction out loud.</w:t>
-      </w:r>
-      <w:r>
-        <w:t xml:space="preserve"> </w:t>
-      </w:r>
-      <w:r>
-        <w:t xml:space="preserve">- Who is the customer of a school bus company? Who pays, and who rides?</w:t>
-      </w:r>
-    </w:p>
-    <w:p>
-      <w:pPr>
-        <w:pStyle w:val="BodyText"/>
+    </w:p>
+    <w:p>
+      <w:pPr>
+        <w:numPr>
+          <w:ilvl w:val="0"/>
+          <w:numId w:val="1004"/>
+        </w:numPr>
+        <w:pStyle w:val="Compact"/>
+      </w:pPr>
+      <w:r>
+        <w:t xml:space="preserve">What are the four questions?</w:t>
+      </w:r>
+    </w:p>
+    <w:p>
+      <w:pPr>
+        <w:numPr>
+          <w:ilvl w:val="0"/>
+          <w:numId w:val="1004"/>
+        </w:numPr>
+        <w:pStyle w:val="Compact"/>
+      </w:pPr>
+      <w:r>
+        <w:t xml:space="preserve">Is a haircut a product or a service? What about a hair dryer?</w:t>
+      </w:r>
+    </w:p>
+    <w:p>
+      <w:pPr>
+        <w:numPr>
+          <w:ilvl w:val="0"/>
+          <w:numId w:val="1004"/>
+        </w:numPr>
+        <w:pStyle w:val="Compact"/>
+      </w:pPr>
+      <w:r>
+        <w:t xml:space="preserve">Revenue was $480 and cost was $260. What is the profit? Say the subtraction out loud.</w:t>
+      </w:r>
+    </w:p>
+    <w:p>
+      <w:pPr>
+        <w:numPr>
+          <w:ilvl w:val="0"/>
+          <w:numId w:val="1004"/>
+        </w:numPr>
+        <w:pStyle w:val="Compact"/>
+      </w:pPr>
+      <w:r>
+        <w:t xml:space="preserve">Who is the customer of a school bus company? Who pays, and who rides?</w:t>
+      </w:r>
+    </w:p>
+    <w:p>
+      <w:pPr>
+        <w:pStyle w:val="FirstParagraph"/>
       </w:pPr>
       <w:r>
         <w:t xml:space="preserve">Deepen learning:</w:t>
       </w:r>
-      <w:r>
-        <w:t xml:space="preserve"> </w:t>
-      </w:r>
-      <w:r>
-        <w:t xml:space="preserve">- Two bakeries on the same street sell the same bread. Why does one of them close?</w:t>
-      </w:r>
-      <w:r>
-        <w:t xml:space="preserve"> </w:t>
-      </w:r>
-      <w:r>
-        <w:t xml:space="preserve">- You ordered 60 shirts and sold 40. Whose mistake was that, and which of the four questions would have caught it?</w:t>
-      </w:r>
-      <w:r>
-        <w:t xml:space="preserve"> </w:t>
-      </w:r>
-      <w:r>
-        <w:t xml:space="preserve">- Is a hobby worse than a business? Make the case that a hobby is the right choice sometimes.</w:t>
-      </w:r>
-      <w:r>
-        <w:t xml:space="preserve"> </w:t>
-      </w:r>
-      <w:r>
-        <w:t xml:space="preserve">- Your family pays somebody to do something you could do yourselves. What is the problem they are paying to make go away, and is it worth the money?</w:t>
-      </w:r>
-      <w:r>
-        <w:t xml:space="preserve"> </w:t>
-      </w:r>
-      <w:r>
-        <w:t xml:space="preserve">- Which of the six things this class covered this year (food, money, family, home, clothing, work) has the most problems in it that somebody would pay to solve?</w:t>
+    </w:p>
+    <w:p>
+      <w:pPr>
+        <w:numPr>
+          <w:ilvl w:val="0"/>
+          <w:numId w:val="1005"/>
+        </w:numPr>
+        <w:pStyle w:val="Compact"/>
+      </w:pPr>
+      <w:r>
+        <w:t xml:space="preserve">Two bakeries on the same street sell the same bread. Why does one of them close?</w:t>
+      </w:r>
+    </w:p>
+    <w:p>
+      <w:pPr>
+        <w:numPr>
+          <w:ilvl w:val="0"/>
+          <w:numId w:val="1005"/>
+        </w:numPr>
+        <w:pStyle w:val="Compact"/>
+      </w:pPr>
+      <w:r>
+        <w:t xml:space="preserve">You ordered 60 shirts and sold 40. Whose mistake was that, and which of the four questions would have caught it?</w:t>
+      </w:r>
+    </w:p>
+    <w:p>
+      <w:pPr>
+        <w:numPr>
+          <w:ilvl w:val="0"/>
+          <w:numId w:val="1005"/>
+        </w:numPr>
+        <w:pStyle w:val="Compact"/>
+      </w:pPr>
+      <w:r>
+        <w:t xml:space="preserve">Is a hobby worse than a business? Make the case that a hobby is the right choice sometimes.</w:t>
+      </w:r>
+    </w:p>
+    <w:p>
+      <w:pPr>
+        <w:numPr>
+          <w:ilvl w:val="0"/>
+          <w:numId w:val="1005"/>
+        </w:numPr>
+        <w:pStyle w:val="Compact"/>
+      </w:pPr>
+      <w:r>
+        <w:t xml:space="preserve">Your family pays somebody to do something you could do yourselves. What is the problem they are paying to make go away, and is it worth the money?</w:t>
+      </w:r>
+    </w:p>
+    <w:p>
+      <w:pPr>
+        <w:numPr>
+          <w:ilvl w:val="0"/>
+          <w:numId w:val="1005"/>
+        </w:numPr>
+        <w:pStyle w:val="Compact"/>
+      </w:pPr>
+      <w:r>
+        <w:t xml:space="preserve">Which of the six things this class covered this year (food, money, family, home, clothing, work) has the most problems in it that somebody would pay to solve?</w:t>
       </w:r>
     </w:p>
     <w:p>
@@ -1138,7 +1210,7 @@
       <w:pPr>
         <w:numPr>
           <w:ilvl w:val="0"/>
-          <w:numId w:val="1003"/>
+          <w:numId w:val="1006"/>
         </w:numPr>
         <w:pStyle w:val="Compact"/>
       </w:pPr>
@@ -1218,7 +1290,7 @@
       <w:pPr>
         <w:numPr>
           <w:ilvl w:val="0"/>
-          <w:numId w:val="1003"/>
+          <w:numId w:val="1006"/>
         </w:numPr>
         <w:pStyle w:val="Compact"/>
       </w:pPr>
@@ -1230,7 +1302,7 @@
       <w:pPr>
         <w:numPr>
           <w:ilvl w:val="0"/>
-          <w:numId w:val="1003"/>
+          <w:numId w:val="1006"/>
         </w:numPr>
         <w:pStyle w:val="Compact"/>
       </w:pPr>
@@ -1242,7 +1314,7 @@
       <w:pPr>
         <w:numPr>
           <w:ilvl w:val="0"/>
-          <w:numId w:val="1003"/>
+          <w:numId w:val="1006"/>
         </w:numPr>
         <w:pStyle w:val="Compact"/>
       </w:pPr>
@@ -1272,7 +1344,7 @@
       <w:pPr>
         <w:numPr>
           <w:ilvl w:val="0"/>
-          <w:numId w:val="1003"/>
+          <w:numId w:val="1006"/>
         </w:numPr>
         <w:pStyle w:val="Compact"/>
       </w:pPr>
@@ -1284,7 +1356,7 @@
       <w:pPr>
         <w:numPr>
           <w:ilvl w:val="0"/>
-          <w:numId w:val="1003"/>
+          <w:numId w:val="1006"/>
         </w:numPr>
         <w:pStyle w:val="Compact"/>
       </w:pPr>
@@ -1614,7 +1686,7 @@
       <w:pPr>
         <w:numPr>
           <w:ilvl w:val="0"/>
-          <w:numId w:val="1004"/>
+          <w:numId w:val="1007"/>
         </w:numPr>
         <w:pStyle w:val="Compact"/>
       </w:pPr>
@@ -1626,7 +1698,7 @@
       <w:pPr>
         <w:numPr>
           <w:ilvl w:val="0"/>
-          <w:numId w:val="1004"/>
+          <w:numId w:val="1007"/>
         </w:numPr>
         <w:pStyle w:val="Compact"/>
       </w:pPr>
@@ -1638,7 +1710,7 @@
       <w:pPr>
         <w:numPr>
           <w:ilvl w:val="0"/>
-          <w:numId w:val="1004"/>
+          <w:numId w:val="1007"/>
         </w:numPr>
         <w:pStyle w:val="Compact"/>
       </w:pPr>
@@ -1671,7 +1743,7 @@
       <w:pPr>
         <w:numPr>
           <w:ilvl w:val="0"/>
-          <w:numId w:val="1004"/>
+          <w:numId w:val="1007"/>
         </w:numPr>
         <w:pStyle w:val="Compact"/>
       </w:pPr>
@@ -1683,7 +1755,7 @@
       <w:pPr>
         <w:numPr>
           <w:ilvl w:val="0"/>
-          <w:numId w:val="1004"/>
+          <w:numId w:val="1007"/>
         </w:numPr>
         <w:pStyle w:val="Compact"/>
       </w:pPr>
@@ -1710,7 +1782,7 @@
       <w:pPr>
         <w:numPr>
           <w:ilvl w:val="0"/>
-          <w:numId w:val="1004"/>
+          <w:numId w:val="1007"/>
         </w:numPr>
         <w:pStyle w:val="Compact"/>
       </w:pPr>
@@ -1732,7 +1804,7 @@
       <w:pPr>
         <w:numPr>
           <w:ilvl w:val="0"/>
-          <w:numId w:val="1005"/>
+          <w:numId w:val="1008"/>
         </w:numPr>
         <w:pStyle w:val="Compact"/>
       </w:pPr>
@@ -1762,7 +1834,7 @@
       <w:pPr>
         <w:numPr>
           <w:ilvl w:val="0"/>
-          <w:numId w:val="1005"/>
+          <w:numId w:val="1008"/>
         </w:numPr>
         <w:pStyle w:val="Compact"/>
       </w:pPr>
@@ -1774,7 +1846,7 @@
       <w:pPr>
         <w:numPr>
           <w:ilvl w:val="0"/>
-          <w:numId w:val="1005"/>
+          <w:numId w:val="1008"/>
         </w:numPr>
         <w:pStyle w:val="Compact"/>
       </w:pPr>
@@ -1804,7 +1876,7 @@
       <w:pPr>
         <w:numPr>
           <w:ilvl w:val="0"/>
-          <w:numId w:val="1005"/>
+          <w:numId w:val="1008"/>
         </w:numPr>
         <w:pStyle w:val="Compact"/>
       </w:pPr>
@@ -1816,7 +1888,7 @@
       <w:pPr>
         <w:numPr>
           <w:ilvl w:val="0"/>
-          <w:numId w:val="1005"/>
+          <w:numId w:val="1008"/>
         </w:numPr>
         <w:pStyle w:val="Compact"/>
       </w:pPr>
@@ -1846,7 +1918,7 @@
       <w:pPr>
         <w:numPr>
           <w:ilvl w:val="0"/>
-          <w:numId w:val="1005"/>
+          <w:numId w:val="1008"/>
         </w:numPr>
         <w:pStyle w:val="Compact"/>
       </w:pPr>
@@ -1861,7 +1933,7 @@
       <w:pPr>
         <w:numPr>
           <w:ilvl w:val="0"/>
-          <w:numId w:val="1005"/>
+          <w:numId w:val="1008"/>
         </w:numPr>
         <w:pStyle w:val="Compact"/>
       </w:pPr>
@@ -2154,6 +2226,118 @@
       </w:pPr>
     </w:lvl>
   </w:abstractNum>
+  <w:abstractNum w:abstractNumId="99411">
+    <w:nsid w:val="71315dca"/>
+    <w:multiLevelType w:val="multilevel"/>
+    <w:lvl w:ilvl="0">
+      <w:start w:val="1"/>
+      <w:numFmt w:val="decimal"/>
+      <w:lvlText w:val="%1."/>
+      <w:lvlJc w:val="left"/>
+      <w:pPr>
+        <w:tabs>
+          <w:tab w:val="num" w:pos="0"/>
+        </w:tabs>
+        <w:ind w:left="480" w:hanging="480"/>
+      </w:pPr>
+    </w:lvl>
+    <w:lvl w:ilvl="1">
+      <w:start w:val="1"/>
+      <w:numFmt w:val="decimal"/>
+      <w:lvlText w:val="%2."/>
+      <w:lvlJc w:val="left"/>
+      <w:pPr>
+        <w:tabs>
+          <w:tab w:val="num" w:pos="720"/>
+        </w:tabs>
+        <w:ind w:left="1200" w:hanging="480"/>
+      </w:pPr>
+    </w:lvl>
+    <w:lvl w:ilvl="2">
+      <w:start w:val="1"/>
+      <w:numFmt w:val="decimal"/>
+      <w:lvlText w:val="%3."/>
+      <w:lvlJc w:val="left"/>
+      <w:pPr>
+        <w:tabs>
+          <w:tab w:val="num" w:pos="1440"/>
+        </w:tabs>
+        <w:ind w:left="1920" w:hanging="480"/>
+      </w:pPr>
+    </w:lvl>
+    <w:lvl w:ilvl="3">
+      <w:start w:val="1"/>
+      <w:numFmt w:val="decimal"/>
+      <w:lvlText w:val="%4."/>
+      <w:lvlJc w:val="left"/>
+      <w:pPr>
+        <w:tabs>
+          <w:tab w:val="num" w:pos="2160"/>
+        </w:tabs>
+        <w:ind w:left="2640" w:hanging="480"/>
+      </w:pPr>
+    </w:lvl>
+    <w:lvl w:ilvl="4">
+      <w:start w:val="1"/>
+      <w:numFmt w:val="decimal"/>
+      <w:lvlText w:val="%5."/>
+      <w:lvlJc w:val="left"/>
+      <w:pPr>
+        <w:tabs>
+          <w:tab w:val="num" w:pos="2880"/>
+        </w:tabs>
+        <w:ind w:left="3360" w:hanging="480"/>
+      </w:pPr>
+    </w:lvl>
+    <w:lvl w:ilvl="5">
+      <w:start w:val="1"/>
+      <w:numFmt w:val="decimal"/>
+      <w:lvlText w:val="%6."/>
+      <w:lvlJc w:val="left"/>
+      <w:pPr>
+        <w:tabs>
+          <w:tab w:val="num" w:pos="3600"/>
+        </w:tabs>
+        <w:ind w:left="4080" w:hanging="480"/>
+      </w:pPr>
+    </w:lvl>
+    <w:lvl w:ilvl="6">
+      <w:start w:val="1"/>
+      <w:numFmt w:val="decimal"/>
+      <w:lvlText w:val="%7."/>
+      <w:lvlJc w:val="left"/>
+      <w:pPr>
+        <w:tabs>
+          <w:tab w:val="num" w:pos="4320"/>
+        </w:tabs>
+        <w:ind w:left="4800" w:hanging="480"/>
+      </w:pPr>
+    </w:lvl>
+    <w:lvl w:ilvl="7">
+      <w:start w:val="1"/>
+      <w:numFmt w:val="decimal"/>
+      <w:lvlText w:val="%8."/>
+      <w:lvlJc w:val="left"/>
+      <w:pPr>
+        <w:tabs>
+          <w:tab w:val="num" w:pos="5040"/>
+        </w:tabs>
+        <w:ind w:left="5520" w:hanging="480"/>
+      </w:pPr>
+    </w:lvl>
+    <w:lvl w:ilvl="8">
+      <w:start w:val="1"/>
+      <w:numFmt w:val="decimal"/>
+      <w:lvlText w:val="%9."/>
+      <w:lvlJc w:val="left"/>
+      <w:pPr>
+        <w:tabs>
+          <w:tab w:val="num" w:pos="5760"/>
+        </w:tabs>
+        <w:ind w:left="6240" w:hanging="480"/>
+      </w:pPr>
+    </w:lvl>
+  </w:abstractNum>
   <w:num w:numId="1000">
     <w:abstractNumId w:val="990"/>
   </w:num>
@@ -2161,7 +2345,34 @@
     <w:abstractNumId w:val="991"/>
   </w:num>
   <w:num w:numId="1002">
-    <w:abstractNumId w:val="991"/>
+    <w:abstractNumId w:val="99411"/>
+    <w:lvlOverride w:ilvl="0">
+      <w:startOverride w:val="1"/>
+    </w:lvlOverride>
+    <w:lvlOverride w:ilvl="1">
+      <w:startOverride w:val="1"/>
+    </w:lvlOverride>
+    <w:lvlOverride w:ilvl="2">
+      <w:startOverride w:val="1"/>
+    </w:lvlOverride>
+    <w:lvlOverride w:ilvl="3">
+      <w:startOverride w:val="1"/>
+    </w:lvlOverride>
+    <w:lvlOverride w:ilvl="4">
+      <w:startOverride w:val="1"/>
+    </w:lvlOverride>
+    <w:lvlOverride w:ilvl="5">
+      <w:startOverride w:val="1"/>
+    </w:lvlOverride>
+    <w:lvlOverride w:ilvl="6">
+      <w:startOverride w:val="1"/>
+    </w:lvlOverride>
+    <w:lvlOverride w:ilvl="7">
+      <w:startOverride w:val="1"/>
+    </w:lvlOverride>
+    <w:lvlOverride w:ilvl="8">
+      <w:startOverride w:val="1"/>
+    </w:lvlOverride>
   </w:num>
   <w:num w:numId="1003">
     <w:abstractNumId w:val="991"/>
@@ -2170,6 +2381,15 @@
     <w:abstractNumId w:val="991"/>
   </w:num>
   <w:num w:numId="1005">
+    <w:abstractNumId w:val="991"/>
+  </w:num>
+  <w:num w:numId="1006">
+    <w:abstractNumId w:val="991"/>
+  </w:num>
+  <w:num w:numId="1007">
+    <w:abstractNumId w:val="991"/>
+  </w:num>
+  <w:num w:numId="1008">
     <w:abstractNumId w:val="991"/>
   </w:num>
 </w:numbering>

--- a/downloads/teacher/04 Units/Unit 07 - Capstone - Launch Career Readiness and FACS Shark Tank/Lesson 07.06 - What a Business Is Problem Customer Product Price.docx
+++ b/downloads/teacher/04 Units/Unit 07 - Capstone - Launch Career Readiness and FACS Shark Tank/Lesson 07.06 - What a Business Is Problem Customer Product Price.docx
@@ -395,15 +395,6 @@
       </w:pPr>
       <w:r>
         <w:t xml:space="preserve">Five business cards printed large enough to read from the back of the room and taped to the board in a row before class: a barber shop, a phone repair counter, a school bus company, a bakery, and a lawn mowing crew.</w:t>
-      </w:r>
-      <w:r>
-        <w:t xml:space="preserve"> </w:t>
-      </w:r>
-      <w:r>
-        <w:rPr>
-          <w:rStyle w:val="TeacherNote"/>
-        </w:rPr>
-        <w:t xml:space="preserve">[Sal: swap in five businesses inside a mile of your school. The activity is better when students have walked past all five.]</w:t>
       </w:r>
     </w:p>
     <w:p>
@@ -776,7 +767,7 @@
               <w:jc w:val="left"/>
             </w:pPr>
             <w:r>
-              <w:t xml:space="preserve">Copy the four questions onto the handout. Write one product and one service from the year’s own work next to questions 3.</w:t>
+              <w:t xml:space="preserve">Copy the four questions onto the handout. Write one product and one service from the year’s own work next to question 3.</w:t>
             </w:r>
           </w:p>
         </w:tc>
@@ -1729,15 +1720,6 @@
       <w:r>
         <w:t xml:space="preserve">.</w:t>
       </w:r>
-      <w:r>
-        <w:t xml:space="preserve"> </w:t>
-      </w:r>
-      <w:r>
-        <w:rPr>
-          <w:rStyle w:val="TeacherNote"/>
-        </w:rPr>
-        <w:t xml:space="preserve">[Sal: confirm against the NYSED PDFs.]</w:t>
-      </w:r>
     </w:p>
     <w:p>
       <w:pPr>
@@ -1760,7 +1742,7 @@
         <w:pStyle w:val="Compact"/>
       </w:pPr>
       <w:r>
-        <w:t xml:space="preserve">Sal’s own materials: his Brentwood business packet</w:t>
+        <w:t xml:space="preserve">My own materials: my business packet</w:t>
       </w:r>
       <w:r>
         <w:t xml:space="preserve"> </w:t>
@@ -1787,7 +1769,7 @@
         <w:pStyle w:val="Compact"/>
       </w:pPr>
       <w:r>
-        <w:t xml:space="preserve">Sal’s own background: Penn State BS in Corporate Innovation and Entrepreneurship, Penn State MBA, business development at Oracle, a financial services license, and seasonal bar and hotel management. The four questions are how he was taught to look at a business and they are the reason this unit exists.</w:t>
+        <w:t xml:space="preserve">My own background: a BS in Corporate Innovation and Entrepreneurship, an MBA, business development at a software company, a financial services license, and seasonal bar and hotel management. The four questions are how I was taught to look at a business and they are the reason this unit exists.</w:t>
       </w:r>
     </w:p>
     <w:p>
@@ -1912,21 +1894,6 @@
       </w:r>
       <w:r>
         <w:t xml:space="preserve">as an insult.</w:t>
-      </w:r>
-    </w:p>
-    <w:p>
-      <w:pPr>
-        <w:numPr>
-          <w:ilvl w:val="0"/>
-          <w:numId w:val="1008"/>
-        </w:numPr>
-        <w:pStyle w:val="Compact"/>
-      </w:pPr>
-      <w:r>
-        <w:rPr>
-          <w:rStyle w:val="TeacherNote"/>
-        </w:rPr>
-        <w:t xml:space="preserve">[Sal: you have the receipt from the Feed the Class project in the Unit 6 folder. Hold that up in Step 3. Those are real costs the class already paid, and the cost-per-person number the class computed in Lesson 6.17 is the first food cost they ever calculated. Name that out loud; it makes this lesson a continuation instead of a new subject.]</w:t>
       </w:r>
     </w:p>
     <w:p>
